--- a/docs/Driver-Bureau-Wix-Launch-Guide.docx
+++ b/docs/Driver-Bureau-Wix-Launch-Guide.docx
@@ -850,7 +850,7 @@
         <w:t xml:space="preserve">Description: </w:t>
       </w:r>
       <w:r>
-        <w:t xml:space="preserve">Driver Bureau profiles each driver’s psychomotor ability and trains it with individualised EyeGym programmes, for a 28% to 55% improvement in harsh braking and acceleration.</w:t>
+        <w:t xml:space="preserve">Driver Bureau profiles each driver’s psychomotor ability and trains it with individualised programmes, for a 28% to 55% improvement in harsh braking and acceleration.</w:t>
       </w:r>
     </w:p>
     <w:p>
